--- a/test/docx/golden/caption_custom_style.docx
+++ b/test/docx/golden/caption_custom_style.docx
@@ -4,20 +4,36 @@
   <w:body>
     <w:p>
       <w:pPr>
-        <w:pStyle w:val="TestStyle"/>
+        <w:pStyle w:val="TableCaption"/>
       </w:pPr>
       <w:bookmarkStart w:id="9" w:name="_table1"/>
       <w:r>
+        <w:rPr>
+          <w:b/>
+          <w:bCs/>
+        </w:rPr>
         <w:t xml:space="preserve">Table </w:t>
       </w:r>
       <w:fldSimple w:instr="SEQ Table \* ARABIC ">
         <w:r>
+          <w:rPr>
+            <w:b/>
+          </w:rPr>
           <w:t>1</w:t>
         </w:r>
       </w:fldSimple>
       <w:bookmarkEnd w:id="9"/>
+    </w:p>
+    <w:p>
+      <w:pPr>
+        <w:pStyle w:val="TestStyle"/>
+      </w:pPr>
       <w:r>
-        <w:t xml:space="preserve">: custom caption</w:t>
+        <w:rPr>
+          <w:i/>
+          <w:iCs/>
+        </w:rPr>
+        <w:t xml:space="preserve">custom caption</w:t>
       </w:r>
     </w:p>
     <w:tbl>
@@ -51,16 +67,32 @@
       </w:pPr>
       <w:bookmarkStart w:id="10" w:name="_table2"/>
       <w:r>
+        <w:rPr>
+          <w:b/>
+          <w:bCs/>
+        </w:rPr>
         <w:t xml:space="preserve">Table </w:t>
       </w:r>
       <w:fldSimple w:instr="SEQ Table \* ARABIC ">
         <w:r>
+          <w:rPr>
+            <w:b/>
+          </w:rPr>
           <w:t>2</w:t>
         </w:r>
       </w:fldSimple>
       <w:bookmarkEnd w:id="10"/>
+    </w:p>
+    <w:p>
+      <w:pPr>
+        <w:pStyle w:val="TableCaption"/>
+      </w:pPr>
       <w:r>
-        <w:t xml:space="preserve">: plain caption</w:t>
+        <w:rPr>
+          <w:i/>
+          <w:iCs/>
+        </w:rPr>
+        <w:t xml:space="preserve">plain caption</w:t>
       </w:r>
     </w:p>
     <w:tbl>
@@ -114,20 +146,36 @@
     </w:tbl>
     <w:p>
       <w:pPr>
-        <w:pStyle w:val="FigStyle"/>
+        <w:pStyle w:val="ImageCaption"/>
       </w:pPr>
       <w:bookmarkStart w:id="11" w:name="_ref_fig1"/>
       <w:r>
+        <w:rPr>
+          <w:b/>
+          <w:bCs/>
+        </w:rPr>
         <w:t xml:space="preserve">Figure </w:t>
       </w:r>
       <w:fldSimple w:instr="SEQ Figure \* ARABIC ">
         <w:r>
+          <w:rPr>
+            <w:b/>
+          </w:rPr>
           <w:t>1</w:t>
         </w:r>
       </w:fldSimple>
       <w:bookmarkEnd w:id="11"/>
+    </w:p>
+    <w:p>
+      <w:pPr>
+        <w:pStyle w:val="FigStyle"/>
+      </w:pPr>
       <w:r>
-        <w:t xml:space="preserve">: fig cap</w:t>
+        <w:rPr>
+          <w:i/>
+          <w:iCs/>
+        </w:rPr>
+        <w:t xml:space="preserve">fig cap</w:t>
       </w:r>
     </w:p>
     <w:sectPr>
